--- a/paper/bmc_bioinformatics/final/Main_Manuscript_BMC_Bioinformatics.docx
+++ b/paper/bmc_bioinformatics/final/Main_Manuscript_BMC_Bioinformatics.docx
@@ -60,7 +60,37 @@
           <w:i w:val="0"/>
           <w:sz w:val="24"/>
         </w:rPr>
-        <w:t>Ron Nuriel¹*</w:t>
+        <w:t>Ron Nuriel¹* · Sarel Cohen¹</w:t>
+      </w:r>
+    </w:p>
+    <w:p>
+      <w:pPr>
+        <w:spacing w:after="80"/>
+        <w:jc w:val="center"/>
+      </w:pPr>
+      <w:r>
+        <w:rPr>
+          <w:rFonts w:ascii="Times New Roman" w:hAnsi="Times New Roman"/>
+          <w:b w:val="0"/>
+          <w:i w:val="0"/>
+          <w:sz w:val="20"/>
+        </w:rPr>
+        <w:t>Ron Nuriel ORCID: 0009-0008-3970-2591</w:t>
+      </w:r>
+    </w:p>
+    <w:p>
+      <w:pPr>
+        <w:spacing w:after="80"/>
+        <w:jc w:val="center"/>
+      </w:pPr>
+      <w:r>
+        <w:rPr>
+          <w:rFonts w:ascii="Times New Roman" w:hAnsi="Times New Roman"/>
+          <w:b w:val="0"/>
+          <w:i w:val="0"/>
+          <w:sz w:val="20"/>
+        </w:rPr>
+        <w:t>Sarel Cohen ORCID: 0000-0003-4578-1245</w:t>
       </w:r>
     </w:p>
     <w:p>
@@ -75,7 +105,7 @@
           <w:i w:val="0"/>
           <w:sz w:val="22"/>
         </w:rPr>
-        <w:t>¹[AFFILIATION REQUIRED]</w:t>
+        <w:t>¹[AFFILIATION 1 REQUIRED]</w:t>
       </w:r>
     </w:p>
     <w:p>
@@ -90,7 +120,7 @@
           <w:i w:val="0"/>
           <w:sz w:val="22"/>
         </w:rPr>
-        <w:t>*Correspondence: [EMAIL REQUIRED]</w:t>
+        <w:t>*Correspondence: ron.nuriel01@post.runi.ac.il</w:t>
       </w:r>
     </w:p>
     <w:p>
@@ -3561,7 +3591,7 @@
           <w:i w:val="0"/>
           <w:sz w:val="24"/>
         </w:rPr>
-        <w:t>The author declares no competing interests. [AUTHOR CONFIRMATION REQUIRED]</w:t>
+        <w:t>The authors declare no competing interests. [AUTHOR CONFIRMATION REQUIRED]</w:t>
       </w:r>
     </w:p>
     <w:p>
@@ -3605,7 +3635,7 @@
           <w:i w:val="0"/>
           <w:sz w:val="24"/>
         </w:rPr>
-        <w:t>RN conceived the project, implemented and evaluated the software, interpreted the computational findings and prepared the manuscript. [AUTHOR CONFIRMATION REQUIRED]</w:t>
+        <w:t>RN conceived the project, implemented and evaluated the software, interpreted the computational findings and prepared the manuscript. SC's contribution statement is [SAREL COHEN CONTRIBUTION REQUIRED]. Both authors reviewed and approved the final manuscript. [AUTHOR CONFIRMATION REQUIRED]</w:t>
       </w:r>
     </w:p>
     <w:p>
